--- a/Pro-Vizi GreenShield Endpoint Reference PA3.docx
+++ b/Pro-Vizi GreenShield Endpoint Reference PA3.docx
@@ -46,6 +46,8 @@
       <w:pPr>
         <w:spacing w:line="360" w:lineRule="auto"/>
       </w:pPr>
+      <w:bookmarkStart w:id="1" w:name="_GoBack"/>
+      <w:bookmarkEnd w:id="1"/>
     </w:p>
     <w:tbl>
       <w:tblPr>
@@ -74,9 +76,15 @@
               <w:rPr>
                 <w:color w:val="000000" w:themeColor="text1"/>
               </w:rPr>
-              <w:t>Customer:</w:t>
-            </w:r>
-            <w:bookmarkStart w:id="1" w:name="_Hlk190699037"/>
+              <w:t>Client</w:t>
+            </w:r>
+            <w:r>
+              <w:rPr>
+                <w:color w:val="000000" w:themeColor="text1"/>
+              </w:rPr>
+              <w:t>:</w:t>
+            </w:r>
+            <w:bookmarkStart w:id="2" w:name="_Hlk190699037"/>
           </w:p>
         </w:tc>
         <w:tc>
@@ -266,7 +274,7 @@
           </w:p>
         </w:tc>
       </w:tr>
-      <w:bookmarkEnd w:id="1"/>
+      <w:bookmarkEnd w:id="2"/>
     </w:tbl>
     <w:p>
       <w:pPr>
@@ -1654,7 +1662,7 @@
       <w:pPr>
         <w:pStyle w:val="Heading1"/>
       </w:pPr>
-      <w:bookmarkStart w:id="2" w:name="_Toc224585638"/>
+      <w:bookmarkStart w:id="3" w:name="_Toc224585638"/>
     </w:p>
     <w:p/>
     <w:p>
@@ -1673,7 +1681,7 @@
       <w:r>
         <w:t>Purpose</w:t>
       </w:r>
-      <w:bookmarkEnd w:id="2"/>
+      <w:bookmarkEnd w:id="3"/>
     </w:p>
     <w:p>
       <w:pPr>
@@ -1945,7 +1953,7 @@
       <w:pPr>
         <w:pStyle w:val="Heading1"/>
       </w:pPr>
-      <w:bookmarkStart w:id="3" w:name="_Toc224585639"/>
+      <w:bookmarkStart w:id="4" w:name="_Toc224585639"/>
     </w:p>
     <w:p>
       <w:pPr>
@@ -1959,7 +1967,7 @@
       <w:r>
         <w:t xml:space="preserve"> Endpoint</w:t>
       </w:r>
-      <w:bookmarkEnd w:id="3"/>
+      <w:bookmarkEnd w:id="4"/>
       <w:r>
         <w:t xml:space="preserve"> (EP)</w:t>
       </w:r>
@@ -1976,11 +1984,11 @@
       <w:pPr>
         <w:pStyle w:val="Heading2"/>
       </w:pPr>
-      <w:bookmarkStart w:id="4" w:name="_Toc224585640"/>
+      <w:bookmarkStart w:id="5" w:name="_Toc224585640"/>
       <w:r>
         <w:t>Functions</w:t>
       </w:r>
-      <w:bookmarkEnd w:id="4"/>
+      <w:bookmarkEnd w:id="5"/>
     </w:p>
     <w:p>
       <w:r>
@@ -2230,11 +2238,11 @@
       <w:pPr>
         <w:pStyle w:val="Heading2"/>
       </w:pPr>
-      <w:bookmarkStart w:id="5" w:name="_Toc224585641"/>
+      <w:bookmarkStart w:id="6" w:name="_Toc224585641"/>
       <w:r>
         <w:t>General Structure</w:t>
       </w:r>
-      <w:bookmarkEnd w:id="5"/>
+      <w:bookmarkEnd w:id="6"/>
     </w:p>
     <w:p>
       <w:r>
@@ -2580,7 +2588,7 @@
       <w:pPr>
         <w:pStyle w:val="Heading2"/>
       </w:pPr>
-      <w:bookmarkStart w:id="6" w:name="_Toc224585642"/>
+      <w:bookmarkStart w:id="7" w:name="_Toc224585642"/>
     </w:p>
     <w:p>
       <w:pPr>
@@ -2589,15 +2597,15 @@
       <w:r>
         <w:t>Function-Specific Parameters</w:t>
       </w:r>
-      <w:bookmarkStart w:id="7" w:name="_Toc224585643"/>
-      <w:bookmarkEnd w:id="6"/>
+      <w:bookmarkStart w:id="8" w:name="_Toc224585643"/>
+      <w:bookmarkEnd w:id="7"/>
       <w:r>
         <w:t xml:space="preserve"> </w:t>
       </w:r>
       <w:r>
         <w:t>add-single</w:t>
       </w:r>
-      <w:bookmarkEnd w:id="7"/>
+      <w:bookmarkEnd w:id="8"/>
       <w:r>
         <w:t>;</w:t>
       </w:r>
@@ -9673,8 +9681,6 @@
             </w:r>
           </w:p>
         </w:tc>
-        <w:bookmarkStart w:id="8" w:name="_GoBack"/>
-        <w:bookmarkEnd w:id="8"/>
       </w:tr>
       <w:tr>
         <w:tc>
@@ -12556,6 +12562,7 @@
   <w:style w:type="character" w:default="1" w:styleId="DefaultParagraphFont">
     <w:name w:val="Default Paragraph Font"/>
     <w:uiPriority w:val="1"/>
+    <w:semiHidden/>
     <w:unhideWhenUsed/>
   </w:style>
   <w:style w:type="table" w:default="1" w:styleId="TableNormal">
@@ -13532,6 +13539,15 @@
 </file>
 
 <file path=customXml/item1.xml><?xml version="1.0" encoding="utf-8"?>
+<?mso-contentType ?>
+<FormTemplates xmlns="http://schemas.microsoft.com/sharepoint/v3/contenttype/forms">
+  <Display>DocumentLibraryForm</Display>
+  <Edit>DocumentLibraryForm</Edit>
+  <New>DocumentLibraryForm</New>
+</FormTemplates>
+</file>
+
+<file path=customXml/item2.xml><?xml version="1.0" encoding="utf-8"?>
 <ct:contentTypeSchema xmlns:ct="http://schemas.microsoft.com/office/2006/metadata/contentType" xmlns:ma="http://schemas.microsoft.com/office/2006/metadata/properties/metaAttributes" ct:_="" ma:_="" ma:contentTypeName="Document" ma:contentTypeID="0x0101003393EE843DE9444086DD9D9756B05599" ma:contentTypeVersion="17" ma:contentTypeDescription="Create a new document." ma:contentTypeScope="" ma:versionID="31aec3436c983d16c5d40b630878a2d4">
   <xsd:schema xmlns:xsd="http://www.w3.org/2001/XMLSchema" xmlns:xs="http://www.w3.org/2001/XMLSchema" xmlns:p="http://schemas.microsoft.com/office/2006/metadata/properties" xmlns:ns2="35a936d6-b00d-48da-a4d3-f8f98bdc5d05" xmlns:ns3="cf2d29f5-9ea1-476e-91aa-c005b05c779a" targetNamespace="http://schemas.microsoft.com/office/2006/metadata/properties" ma:root="true" ma:fieldsID="ee6f0c9354a1a8a13195f5717a909f79" ns2:_="" ns3:_="">
     <xsd:import namespace="35a936d6-b00d-48da-a4d3-f8f98bdc5d05"/>
@@ -13774,15 +13790,6 @@
 </ct:contentTypeSchema>
 </file>
 
-<file path=customXml/item2.xml><?xml version="1.0" encoding="utf-8"?>
-<?mso-contentType ?>
-<FormTemplates xmlns="http://schemas.microsoft.com/sharepoint/v3/contenttype/forms">
-  <Display>DocumentLibraryForm</Display>
-  <Edit>DocumentLibraryForm</Edit>
-  <New>DocumentLibraryForm</New>
-</FormTemplates>
-</file>
-
 <file path=customXml/item3.xml><?xml version="1.0" encoding="utf-8"?>
 <p:properties xmlns:p="http://schemas.microsoft.com/office/2006/metadata/properties" xmlns:xsi="http://www.w3.org/2001/XMLSchema-instance" xmlns:pc="http://schemas.microsoft.com/office/infopath/2007/PartnerControls">
   <documentManagement>
@@ -13799,6 +13806,14 @@
 </file>
 
 <file path=customXml/itemProps1.xml><?xml version="1.0" encoding="utf-8"?>
+<ds:datastoreItem xmlns:ds="http://schemas.openxmlformats.org/officeDocument/2006/customXml" ds:itemID="{9EF6A39B-22E4-4ACA-8C59-CA935D3488F3}">
+  <ds:schemaRefs>
+    <ds:schemaRef ds:uri="http://schemas.microsoft.com/sharepoint/v3/contenttype/forms"/>
+  </ds:schemaRefs>
+</ds:datastoreItem>
+</file>
+
+<file path=customXml/itemProps2.xml><?xml version="1.0" encoding="utf-8"?>
 <ds:datastoreItem xmlns:ds="http://schemas.openxmlformats.org/officeDocument/2006/customXml" ds:itemID="{4B74034B-4EB5-4515-AB09-C9FCB1B1D35D}">
   <ds:schemaRefs>
     <ds:schemaRef ds:uri="http://schemas.microsoft.com/office/2006/metadata/contentType"/>
@@ -13817,14 +13832,6 @@
 </ds:datastoreItem>
 </file>
 
-<file path=customXml/itemProps2.xml><?xml version="1.0" encoding="utf-8"?>
-<ds:datastoreItem xmlns:ds="http://schemas.openxmlformats.org/officeDocument/2006/customXml" ds:itemID="{9EF6A39B-22E4-4ACA-8C59-CA935D3488F3}">
-  <ds:schemaRefs>
-    <ds:schemaRef ds:uri="http://schemas.microsoft.com/sharepoint/v3/contenttype/forms"/>
-  </ds:schemaRefs>
-</ds:datastoreItem>
-</file>
-
 <file path=customXml/itemProps3.xml><?xml version="1.0" encoding="utf-8"?>
 <ds:datastoreItem xmlns:ds="http://schemas.openxmlformats.org/officeDocument/2006/customXml" ds:itemID="{F2B39798-5EAB-4BB8-BB1B-607C48FA9980}">
   <ds:schemaRefs>
@@ -13837,7 +13844,7 @@
 </file>
 
 <file path=customXml/itemProps4.xml><?xml version="1.0" encoding="utf-8"?>
-<ds:datastoreItem xmlns:ds="http://schemas.openxmlformats.org/officeDocument/2006/customXml" ds:itemID="{5979579E-238F-4920-A286-44E864B70CCF}">
+<ds:datastoreItem xmlns:ds="http://schemas.openxmlformats.org/officeDocument/2006/customXml" ds:itemID="{5BA06766-DC65-4572-909C-740F20497F6E}">
   <ds:schemaRefs>
     <ds:schemaRef ds:uri="http://schemas.openxmlformats.org/officeDocument/2006/bibliography"/>
   </ds:schemaRefs>
